--- a/templates/_Racine-Actifs/2026-03_Declaration-Immatriculation-RC_Template.docx
+++ b/templates/_Racine-Actifs/2026-03_Declaration-Immatriculation-RC_Template.docx
@@ -112,7 +112,7 @@
           <w:rFonts w:ascii="Aptos" w:hAnsi="Aptos"/>
           <w:b/>
         </w:rPr>
-        <w:t>{{ TRIBUNAL_COMPETENT }}</w:t>
+        <w:t>{{ SOCIETE_TRIBUNAL }}</w:t>
       </w:r>
     </w:p>
     <w:p>
@@ -473,7 +473,7 @@
           <w:b/>
           <w:bCs/>
         </w:rPr>
-        <w:t>{{ DENOMINATION_SOCIALE }} {{ FORME_JURIDIQUE }}</w:t>
+        <w:t>{{ SOCIETE_RAISON_SOCIALE }} {{ SOCIETE_FORME_JURIDIQUE }}</w:t>
       </w:r>
       <w:r>
         <w:rPr>
@@ -806,7 +806,7 @@
           <w:b/>
           <w:bCs/>
         </w:rPr>
-        <w:t>{{ DENOMINATION_SOCIALE }}</w:t>
+        <w:t>{{ SOCIETE_RAISON_SOCIALE }}</w:t>
       </w:r>
       <w:r>
         <w:rPr>
@@ -871,7 +871,7 @@
           <w:b/>
           <w:bCs/>
         </w:rPr>
-        <w:t>{{ DATE_IMMATRICULATION_ICE }}</w:t>
+        <w:t>{{ SOCIETE_DATE_ICE }}</w:t>
       </w:r>
       <w:r>
         <w:rPr>
@@ -1014,7 +1014,7 @@
           <w:sz w:val="22"/>
           <w:szCs w:val="22"/>
         </w:rPr>
-        <w:t>{{ ADRESSE_SIEGE_SOCIAL }}</w:t>
+        <w:t>{{ SOCIETE_ADRESSE_SIEGE }}</w:t>
       </w:r>
       <w:r>
         <w:rPr>
@@ -1543,7 +1543,7 @@
                 <w:b/>
                 <w:bCs/>
               </w:rPr>
-              <w:t>{{ CIVILITE_ASSOCIE }} {{ PRENOM_ASSOCIE }} {{ NOM_ASSOCIE }}</w:t>
+              <w:t>{{ ASSOCIE_CIVILITE }} {{ ASSOCIE_PRENOM }} {{ ASSOCIE_NOM }}</w:t>
             </w:r>
           </w:p>
         </w:tc>
@@ -1571,7 +1571,7 @@
                 <w:rFonts w:ascii="Aptos" w:hAnsi="Aptos"/>
                 <w:b/>
               </w:rPr>
-              <w:t>{{ DATE_NAISSANCE_ASSOCIE }} à {{ LIEU_NAISSANCE_ASSOCIE }}</w:t>
+              <w:t>{{ ASSOCIE_DATE_NAISSANCE }} à {{ ASSOCIE_LIEU_NAISSANCE }}</w:t>
             </w:r>
           </w:p>
         </w:tc>
@@ -1669,7 +1669,7 @@
                 <w:b/>
                 <w:bCs/>
               </w:rPr>
-              <w:t>{{ ADRESSE_ASSOCIE }}</w:t>
+              <w:t>{{ ASSOCIE_ADRESSE }}</w:t>
             </w:r>
           </w:p>
         </w:tc>
@@ -1699,7 +1699,7 @@
                 <w:b/>
                 <w:bCs/>
               </w:rPr>
-              <w:t>{{ NUMERO_CIN_ASSOCIE }}</w:t>
+              <w:t>{{ ASSOCIE_CIN }}</w:t>
             </w:r>
           </w:p>
           <w:p>
@@ -1725,7 +1725,7 @@
                 <w:b/>
                 <w:bCs/>
               </w:rPr>
-              <w:t>{{ DATE_VALIDITE_CIN_ASSOCIE }}</w:t>
+              <w:t>{{ ASSOCIE_DATE_VALIDITE_CIN }}</w:t>
             </w:r>
           </w:p>
         </w:tc>
@@ -1819,7 +1819,7 @@
           <w:rFonts w:ascii="Aptos" w:hAnsi="Aptos"/>
           <w:b/>
         </w:rPr>
-        <w:t xml:space="preserve">{{ CIVILITE_ASSOCIE }} {{ PRENOM_ASSOCIE }} {{ NOM_ASSOCIE }} </w:t>
+        <w:t xml:space="preserve">{{ ASSOCIE_CIVILITE }} {{ ASSOCIE_PRENOM }} {{ ASSOCIE_NOM }} </w:t>
       </w:r>
       <w:r>
         <w:rPr>
@@ -1840,7 +1840,7 @@
           <w:rFonts w:ascii="Aptos" w:hAnsi="Aptos"/>
           <w:b/>
         </w:rPr>
-        <w:t xml:space="preserve">{{ DATE_NAISSANCE_ASSOCIE }} </w:t>
+        <w:t xml:space="preserve">{{ ASSOCIE_DATE_NAISSANCE }} </w:t>
       </w:r>
       <w:r>
         <w:rPr>
@@ -1854,7 +1854,7 @@
           <w:rFonts w:ascii="Aptos" w:hAnsi="Aptos"/>
           <w:b/>
         </w:rPr>
-        <w:t xml:space="preserve"> {{ LIEU_NAISSANCE_ASSOCIE }}</w:t>
+        <w:t xml:space="preserve"> {{ ASSOCIE_LIEU_NAISSANCE }}</w:t>
       </w:r>
       <w:r>
         <w:rPr>
@@ -1882,7 +1882,7 @@
           <w:rFonts w:ascii="Aptos" w:hAnsi="Aptos"/>
           <w:b/>
         </w:rPr>
-        <w:t>{{ ADRESSE_ASSOCIE }}</w:t>
+        <w:t>{{ ASSOCIE_ADRESSE }}</w:t>
       </w:r>
       <w:r>
         <w:rPr>
@@ -1910,7 +1910,7 @@
           <w:rFonts w:ascii="Aptos" w:hAnsi="Aptos"/>
           <w:b/>
         </w:rPr>
-        <w:t>{{ NUMERO_CIN_ASSOCIE }}</w:t>
+        <w:t>{{ ASSOCIE_CIN }}</w:t>
       </w:r>
       <w:r>
         <w:rPr>

--- a/templates/_Racine-Actifs/2026-03_Declaration-Immatriculation-RC_Template.docx
+++ b/templates/_Racine-Actifs/2026-03_Declaration-Immatriculation-RC_Template.docx
@@ -112,7 +112,7 @@
           <w:rFonts w:ascii="Aptos" w:hAnsi="Aptos"/>
           <w:b/>
         </w:rPr>
-        <w:t>{{ SOCIETE_TRIBUNAL }}</w:t>
+        <w:t>_SOCIETE_TRIBUNAL_</w:t>
       </w:r>
     </w:p>
     <w:p>
@@ -473,7 +473,7 @@
           <w:b/>
           <w:bCs/>
         </w:rPr>
-        <w:t>{{ SOCIETE_RAISON_SOCIALE }} {{ SOCIETE_FORME_JURIDIQUE }}</w:t>
+        <w:t>_SOCIETE_RAISON_SOCIALE_ _SOCIETE_FORME_JURIDIQUE_</w:t>
       </w:r>
       <w:r>
         <w:rPr>
@@ -806,7 +806,7 @@
           <w:b/>
           <w:bCs/>
         </w:rPr>
-        <w:t>{{ SOCIETE_RAISON_SOCIALE }}</w:t>
+        <w:t>_SOCIETE_RAISON_SOCIALE_</w:t>
       </w:r>
       <w:r>
         <w:rPr>
@@ -871,7 +871,7 @@
           <w:b/>
           <w:bCs/>
         </w:rPr>
-        <w:t>{{ SOCIETE_DATE_ICE }}</w:t>
+        <w:t>_SOCIETE_DATE_ICE_</w:t>
       </w:r>
       <w:r>
         <w:rPr>
@@ -1014,7 +1014,7 @@
           <w:sz w:val="22"/>
           <w:szCs w:val="22"/>
         </w:rPr>
-        <w:t>{{ SOCIETE_ADRESSE_SIEGE }}</w:t>
+        <w:t>_SOCIETE_ADRESSE_SIEGE_</w:t>
       </w:r>
       <w:r>
         <w:rPr>
@@ -1543,7 +1543,7 @@
                 <w:b/>
                 <w:bCs/>
               </w:rPr>
-              <w:t>{{ ASSOCIE_CIVILITE }} {{ ASSOCIE_PRENOM }} {{ ASSOCIE_NOM }}</w:t>
+              <w:t>_ASSOCIE_CIVILITE_ _ASSOCIE_PRENOM_ _ASSOCIE_NOM_</w:t>
             </w:r>
           </w:p>
         </w:tc>
@@ -1571,7 +1571,7 @@
                 <w:rFonts w:ascii="Aptos" w:hAnsi="Aptos"/>
                 <w:b/>
               </w:rPr>
-              <w:t>{{ ASSOCIE_DATE_NAISSANCE }} à {{ ASSOCIE_LIEU_NAISSANCE }}</w:t>
+              <w:t>_ASSOCIE_DATE_NAISSANCE_ à _ASSOCIE_LIEU_NAISSANCE_</w:t>
             </w:r>
           </w:p>
         </w:tc>
@@ -1669,7 +1669,7 @@
                 <w:b/>
                 <w:bCs/>
               </w:rPr>
-              <w:t>{{ ASSOCIE_ADRESSE }}</w:t>
+              <w:t>_ASSOCIE_ADRESSE_</w:t>
             </w:r>
           </w:p>
         </w:tc>
@@ -1699,7 +1699,7 @@
                 <w:b/>
                 <w:bCs/>
               </w:rPr>
-              <w:t>{{ ASSOCIE_CIN }}</w:t>
+              <w:t>_ASSOCIE_CIN_</w:t>
             </w:r>
           </w:p>
           <w:p>
@@ -1725,7 +1725,7 @@
                 <w:b/>
                 <w:bCs/>
               </w:rPr>
-              <w:t>{{ ASSOCIE_DATE_VALIDITE_CIN }}</w:t>
+              <w:t>_ASSOCIE_DATE_VALIDITE_CIN_</w:t>
             </w:r>
           </w:p>
         </w:tc>
@@ -1819,7 +1819,7 @@
           <w:rFonts w:ascii="Aptos" w:hAnsi="Aptos"/>
           <w:b/>
         </w:rPr>
-        <w:t xml:space="preserve">{{ ASSOCIE_CIVILITE }} {{ ASSOCIE_PRENOM }} {{ ASSOCIE_NOM }} </w:t>
+        <w:t xml:space="preserve">_ASSOCIE_CIVILITE_ _ASSOCIE_PRENOM_ _ASSOCIE_NOM_ </w:t>
       </w:r>
       <w:r>
         <w:rPr>
@@ -1840,7 +1840,7 @@
           <w:rFonts w:ascii="Aptos" w:hAnsi="Aptos"/>
           <w:b/>
         </w:rPr>
-        <w:t xml:space="preserve">{{ ASSOCIE_DATE_NAISSANCE }} </w:t>
+        <w:t xml:space="preserve">_ASSOCIE_DATE_NAISSANCE_ </w:t>
       </w:r>
       <w:r>
         <w:rPr>
@@ -1854,7 +1854,7 @@
           <w:rFonts w:ascii="Aptos" w:hAnsi="Aptos"/>
           <w:b/>
         </w:rPr>
-        <w:t xml:space="preserve"> {{ ASSOCIE_LIEU_NAISSANCE }}</w:t>
+        <w:t xml:space="preserve"> _ASSOCIE_LIEU_NAISSANCE_</w:t>
       </w:r>
       <w:r>
         <w:rPr>
@@ -1882,7 +1882,7 @@
           <w:rFonts w:ascii="Aptos" w:hAnsi="Aptos"/>
           <w:b/>
         </w:rPr>
-        <w:t>{{ ASSOCIE_ADRESSE }}</w:t>
+        <w:t>_ASSOCIE_ADRESSE_</w:t>
       </w:r>
       <w:r>
         <w:rPr>
@@ -1910,7 +1910,7 @@
           <w:rFonts w:ascii="Aptos" w:hAnsi="Aptos"/>
           <w:b/>
         </w:rPr>
-        <w:t>{{ ASSOCIE_CIN }}</w:t>
+        <w:t>_ASSOCIE_CIN_</w:t>
       </w:r>
       <w:r>
         <w:rPr>
